--- a/analyse/UML/Fonctionnel/visiteur/2_voirVideoPresentation_Texte.docx
+++ b/analyse/UML/Fonctionnel/visiteur/2_voirVideoPresentation_Texte.docx
@@ -464,7 +464,16 @@
                 <w:sz w:val="24"/>
                 <w:szCs w:val="24"/>
               </w:rPr>
-              <w:t>La vidéo est visionnée</w:t>
+              <w:t>La vidéo de présentation est lancée, et le texte explicatif est visible.</w:t>
+            </w:r>
+            <w:r>
+              <w:rPr>
+                <w:rFonts w:asciiTheme="minorHAnsi" w:hAnsiTheme="minorHAnsi" w:cstheme="majorHAnsi"/>
+                <w:b/>
+                <w:sz w:val="24"/>
+                <w:szCs w:val="24"/>
+              </w:rPr>
+              <w:t xml:space="preserve"> </w:t>
             </w:r>
           </w:p>
         </w:tc>
